--- a/preview/docxs/18-startup-modern.docx
+++ b/preview/docxs/18-startup-modern.docx
@@ -499,7 +499,7 @@
         </w:rPr>
         <w:t xml:space="preserve">Demo: </w:t>
       </w:r>
-      <w:hyperlink w:history="1" r:id="rIdrjbeqgjpsyquubzdftn4b">
+      <w:hyperlink w:history="1" r:id="rId3t5g6sjsuo-k3cd8eeguk">
         <w:r>
           <w:rPr>
             <w:color w:val="0284c7"/>
@@ -527,7 +527,7 @@
         </w:rPr>
         <w:t xml:space="preserve">Code: </w:t>
       </w:r>
-      <w:hyperlink w:history="1" r:id="rId1_oqh-zuucojpozq4xa2k">
+      <w:hyperlink w:history="1" r:id="rIdkddtqklerlwh8kc-lk67a">
         <w:r>
           <w:rPr>
             <w:color w:val="0284c7"/>
@@ -617,7 +617,7 @@
         </w:rPr>
         <w:t xml:space="preserve">Demo: </w:t>
       </w:r>
-      <w:hyperlink w:history="1" r:id="rIdbgsyzstkos5cn2uvtpdxu">
+      <w:hyperlink w:history="1" r:id="rIdw1lxxrvu1u_76csx6ajtb">
         <w:r>
           <w:rPr>
             <w:color w:val="0284c7"/>
@@ -1036,7 +1036,7 @@
         </w:rPr>
         <w:t xml:space="preserve">Portfolio: </w:t>
       </w:r>
-      <w:hyperlink w:history="1" r:id="rIdnfa9uwjrln1ud6bcwzciw">
+      <w:hyperlink w:history="1" r:id="rIdqyzm18hnj1o495yvlxvz1">
         <w:r>
           <w:rPr>
             <w:color w:val="0284c7"/>
